--- a/materials/pdf/original/DS11_Lehrkraft_Sprache-natuerlich-oder-formal.docx
+++ b/materials/pdf/original/DS11_Lehrkraft_Sprache-natuerlich-oder-formal.docx
@@ -5420,6 +5420,42 @@
                 <w:szCs w:val="22"/>
               </w:rPr>
               <w:t xml:space="preserve"> SuS wollen „unsinnige“ Sätze per Grammatik verbieten – Grammatiken regeln die Form, nicht die Bedeutung.</w:t>
+            </w:r>
+          </w:p>
+          <w:p>
+            <w:pPr>
+              <w:spacing w:after="0" w:before="100"/>
+            </w:pPr>
+            <w:r>
+              <w:rPr>
+                <w:rFonts w:ascii="Calibri" w:cs="Calibri" w:eastAsia="Calibri" w:hAnsi="Calibri"/>
+                <w:b/>
+                <w:bCs/>
+                <w:color w:val="A83232"/>
+                <w:sz w:val="17"/>
+                <w:szCs w:val="17"/>
+              </w:rPr>
+              <w:t xml:space="preserve">Abitur-Fallen: </w:t>
+            </w:r>
+            <w:r>
+              <w:rPr>
+                <w:rFonts w:ascii="Calibri" w:cs="Calibri" w:eastAsia="Calibri" w:hAnsi="Calibri"/>
+                <w:b/>
+                <w:bCs/>
+                <w:color w:val="A83232"/>
+                <w:sz w:val="17"/>
+                <w:szCs w:val="17"/>
+              </w:rPr>
+              <w:t xml:space="preserve">P9 </w:t>
+            </w:r>
+            <w:r>
+              <w:rPr>
+                <w:rFonts w:ascii="Calibri" w:cs="Calibri" w:eastAsia="Calibri" w:hAnsi="Calibri"/>
+                <w:color w:val="5B6770"/>
+                <w:sz w:val="17"/>
+                <w:szCs w:val="17"/>
+              </w:rPr>
+              <w:t xml:space="preserve">Grammatik oder Ableitung formal fehlerhaft</w:t>
             </w:r>
           </w:p>
         </w:tc>

--- a/materials/pdf/original/DS11_Lehrkraft_Sprache-natuerlich-oder-formal.docx
+++ b/materials/pdf/original/DS11_Lehrkraft_Sprache-natuerlich-oder-formal.docx
@@ -5692,7 +5692,7 @@
         <w:sz w:val="16"/>
         <w:szCs w:val="16"/>
       </w:rPr>
-      <w:t xml:space="preserve">Max-Planck-Gymnasium Delmenhorst  ·  DS11 · Lehrkraft-Handreichung</w:t>
+      <w:t xml:space="preserve">Max-Planck-Gymnasium Delmenhorst  ·  DS11 · Lehrkraft-Handreichung  ·  CC BY-SA 4.0 Frank Juchim</w:t>
     </w:r>
     <w:r>
       <w:rPr>
